--- a/sample-files/binary-files/Reiner - 2005 - Babylonian Planetary Omens - BM 35045 46236.docx
+++ b/sample-files/binary-files/Reiner - 2005 - Babylonian Planetary Omens - BM 35045 46236.docx
@@ -40,10 +40,21 @@
           <w:rFonts w:ascii="Times New Roman" w:hAnsi="Times New Roman" w:cs="Times New Roman"/>
         </w:rPr>
       </w:pPr>
-      <w:r>
+    </w:p>
+    <w:p>
+      <w:pPr>
+        <w:tabs>
+          <w:tab w:val="num" w:pos="720"/>
+        </w:tabs>
+        <w:ind w:left="720" w:hanging="360"/>
         <w:rPr>
           <w:rFonts w:ascii="Times New Roman" w:hAnsi="Times New Roman" w:cs="Times New Roman"/>
         </w:rPr>
+      </w:pPr>
+      <w:r>
+        <w:rPr>
+          <w:rFonts w:ascii="Times New Roman" w:hAnsi="Times New Roman" w:cs="Times New Roman"/>
+        </w:rPr>
         <w:t>BM 35045 + 46236</w:t>
       </w:r>
     </w:p>
@@ -68,43 +79,44 @@
         <w:spacing w:before="0" w:beforeAutospacing="0" w:after="0" w:afterAutospacing="0"/>
       </w:pPr>
       <w:r>
-        <w:t xml:space="preserve">[¶ MUL SAG.ME.GAR </w:t>
-      </w:r>
-      <w:proofErr w:type="spellStart"/>
-      <w:r>
-        <w:t>ina</w:t>
-      </w:r>
-      <w:proofErr w:type="spellEnd"/>
-      <w:r>
-        <w:t xml:space="preserve"> </w:t>
-      </w:r>
-      <w:proofErr w:type="spellStart"/>
-      <w:r>
-        <w:t>sˇe-er-ti</w:t>
-      </w:r>
-      <w:proofErr w:type="spellEnd"/>
-      <w:r>
-        <w:t xml:space="preserve"> </w:t>
-      </w:r>
-      <w:proofErr w:type="spellStart"/>
-      <w:r>
-        <w:t>ik</w:t>
-      </w:r>
-      <w:proofErr w:type="spellEnd"/>
-      <w:r>
-        <w:t>-</w:t>
-      </w:r>
-      <w:proofErr w:type="spellStart"/>
-      <w:r>
-        <w:t>tu</w:t>
-      </w:r>
-      <w:proofErr w:type="spellEnd"/>
-      <w:r>
-        <w:t xml:space="preserve">-un] </w:t>
-      </w:r>
-      <w:proofErr w:type="gramStart"/>
-      <w:r>
-        <w:t>LUGAL .MES</w:t>
+        <w:t>[¶ MUL SAG.ME.GAR ina sˇe-er-ti ik-tu-un] LUGAL .MES</w:t>
+      </w:r>
+      <w:r>
+        <w:rPr>
+          <w:position w:val="4"/>
+        </w:rPr>
+        <w:t xml:space="preserve">ˇ </w:t>
+      </w:r>
+      <w:r>
+        <w:t>KÚR.MES</w:t>
+      </w:r>
+      <w:r>
+        <w:rPr>
+          <w:position w:val="4"/>
+        </w:rPr>
+        <w:t xml:space="preserve">ˇ </w:t>
+      </w:r>
+      <w:r>
+        <w:t>SILIM.MES</w:t>
+      </w:r>
+      <w:r>
+        <w:rPr>
+          <w:position w:val="4"/>
+        </w:rPr>
+        <w:t xml:space="preserve">ˇ </w:t>
+      </w:r>
+    </w:p>
+    <w:p>
+      <w:pPr>
+        <w:pStyle w:val="NormalWeb"/>
+        <w:numPr>
+          <w:ilvl w:val="0"/>
+          <w:numId w:val="1"/>
+        </w:numPr>
+        <w:spacing w:before="0" w:beforeAutospacing="0" w:after="0" w:afterAutospacing="0"/>
+      </w:pPr>
+      <w:r>
+        <w:t>[¶ MUL SAG.ME.GAR ina SAG MUL Dil-bat DIB-iq KUR UR]I.KI ina GIS</w:t>
       </w:r>
       <w:r>
         <w:rPr>
@@ -112,15 +124,24 @@
         </w:rPr>
         <w:t>ˇ</w:t>
       </w:r>
-      <w:proofErr w:type="gramEnd"/>
-      <w:r>
-        <w:rPr>
-          <w:position w:val="4"/>
-        </w:rPr>
-        <w:t xml:space="preserve"> </w:t>
-      </w:r>
-      <w:r>
-        <w:t>KÚR.MES</w:t>
+      <w:r>
+        <w:t xml:space="preserve">.TUKUL KALA.GA KUR-ád </w:t>
+      </w:r>
+    </w:p>
+    <w:p>
+      <w:pPr>
+        <w:pStyle w:val="NormalWeb"/>
+        <w:numPr>
+          <w:ilvl w:val="0"/>
+          <w:numId w:val="1"/>
+        </w:numPr>
+        <w:spacing w:before="0" w:beforeAutospacing="0" w:after="0" w:afterAutospacing="0"/>
+      </w:pPr>
+      <w:r>
+        <w:t>[</w:t>
+      </w:r>
+      <w:r>
+        <w:t>¶ MUL SAG.ME.GAR ina GIS</w:t>
       </w:r>
       <w:r>
         <w:rPr>
@@ -129,13 +150,16 @@
         <w:t xml:space="preserve">ˇ </w:t>
       </w:r>
       <w:r>
-        <w:t>SILIM.MES</w:t>
-      </w:r>
-      <w:r>
-        <w:rPr>
-          <w:position w:val="4"/>
-        </w:rPr>
-        <w:t xml:space="preserve">ˇ </w:t>
+        <w:t>.KUN MUL Dil-bat DIB-iq KUR NI]M.MA.KI ina GIS</w:t>
+      </w:r>
+      <w:r>
+        <w:rPr>
+          <w:position w:val="4"/>
+        </w:rPr>
+        <w:t>ˇ</w:t>
+      </w:r>
+      <w:r>
+        <w:t xml:space="preserve">.TUKUL KALA.GA KUR-ád </w:t>
       </w:r>
     </w:p>
     <w:p>
@@ -148,47 +172,7 @@
         <w:spacing w:before="0" w:beforeAutospacing="0" w:after="0" w:afterAutospacing="0"/>
       </w:pPr>
       <w:r>
-        <w:t xml:space="preserve">[¶ MUL SAG.ME.GAR </w:t>
-      </w:r>
-      <w:proofErr w:type="spellStart"/>
-      <w:r>
-        <w:t>ina</w:t>
-      </w:r>
-      <w:proofErr w:type="spellEnd"/>
-      <w:r>
-        <w:t xml:space="preserve"> SAG MUL </w:t>
-      </w:r>
-      <w:proofErr w:type="spellStart"/>
-      <w:r>
-        <w:t>Dil</w:t>
-      </w:r>
-      <w:proofErr w:type="spellEnd"/>
-      <w:r>
-        <w:t>-bat DIB-</w:t>
-      </w:r>
-      <w:proofErr w:type="spellStart"/>
-      <w:r>
-        <w:t>iq</w:t>
-      </w:r>
-      <w:proofErr w:type="spellEnd"/>
-      <w:r>
-        <w:t xml:space="preserve"> KUR </w:t>
-      </w:r>
-      <w:proofErr w:type="gramStart"/>
-      <w:r>
-        <w:t>UR]I</w:t>
-      </w:r>
-      <w:proofErr w:type="gramEnd"/>
-      <w:r>
-        <w:t xml:space="preserve">.KI </w:t>
-      </w:r>
-      <w:proofErr w:type="spellStart"/>
-      <w:r>
-        <w:t>ina</w:t>
-      </w:r>
-      <w:proofErr w:type="spellEnd"/>
-      <w:r>
-        <w:t xml:space="preserve"> GIS</w:t>
+        <w:t>[¶ MUL SAG.ME].GAR ina ZAG MUL [Dil-bat DIB-iq KUR G]u-ti-i ina GIS</w:t>
       </w:r>
       <w:r>
         <w:rPr>
@@ -197,15 +181,7 @@
         <w:t>ˇ</w:t>
       </w:r>
       <w:r>
-        <w:t xml:space="preserve">.TUKUL KALA.GA </w:t>
-      </w:r>
-      <w:proofErr w:type="spellStart"/>
-      <w:r>
-        <w:t>KUR-ád</w:t>
-      </w:r>
-      <w:proofErr w:type="spellEnd"/>
-      <w:r>
-        <w:t xml:space="preserve"> </w:t>
+        <w:t xml:space="preserve">.TUKUL KALA.GA KUR-ád </w:t>
       </w:r>
     </w:p>
     <w:p>
@@ -218,59 +194,7 @@
         <w:spacing w:before="0" w:beforeAutospacing="0" w:after="0" w:afterAutospacing="0"/>
       </w:pPr>
       <w:r>
-        <w:t>[</w:t>
-      </w:r>
-      <w:r>
-        <w:t xml:space="preserve">¶ MUL SAG.ME.GAR </w:t>
-      </w:r>
-      <w:proofErr w:type="spellStart"/>
-      <w:r>
-        <w:t>ina</w:t>
-      </w:r>
-      <w:proofErr w:type="spellEnd"/>
-      <w:r>
-        <w:t xml:space="preserve"> </w:t>
-      </w:r>
-      <w:proofErr w:type="gramStart"/>
-      <w:r>
-        <w:t>GIS</w:t>
-      </w:r>
-      <w:r>
-        <w:rPr>
-          <w:position w:val="4"/>
-        </w:rPr>
-        <w:t xml:space="preserve">ˇ </w:t>
-      </w:r>
-      <w:r>
-        <w:t>.KUN</w:t>
-      </w:r>
-      <w:proofErr w:type="gramEnd"/>
-      <w:r>
-        <w:t xml:space="preserve"> MUL </w:t>
-      </w:r>
-      <w:proofErr w:type="spellStart"/>
-      <w:r>
-        <w:t>Dil</w:t>
-      </w:r>
-      <w:proofErr w:type="spellEnd"/>
-      <w:r>
-        <w:t>-bat DIB-</w:t>
-      </w:r>
-      <w:proofErr w:type="spellStart"/>
-      <w:r>
-        <w:t>iq</w:t>
-      </w:r>
-      <w:proofErr w:type="spellEnd"/>
-      <w:r>
-        <w:t xml:space="preserve"> KUR NI]M.MA.KI </w:t>
-      </w:r>
-      <w:proofErr w:type="spellStart"/>
-      <w:r>
-        <w:t>ina</w:t>
-      </w:r>
-      <w:proofErr w:type="spellEnd"/>
-      <w:r>
-        <w:t xml:space="preserve"> GIS</w:t>
+        <w:t>[¶ MUL SAG.ME].GAR ina GÙB MUL Dil-bat DIB-[iq KUR MA]R.TU.KI ina GIS</w:t>
       </w:r>
       <w:r>
         <w:rPr>
@@ -279,15 +203,7 @@
         <w:t>ˇ</w:t>
       </w:r>
       <w:r>
-        <w:t xml:space="preserve">.TUKUL KALA.GA </w:t>
-      </w:r>
-      <w:proofErr w:type="spellStart"/>
-      <w:r>
-        <w:t>KUR-ád</w:t>
-      </w:r>
-      <w:proofErr w:type="spellEnd"/>
-      <w:r>
-        <w:t xml:space="preserve"> </w:t>
+        <w:t xml:space="preserve">.TUKUL KALA.GA KUR-ád </w:t>
       </w:r>
     </w:p>
     <w:p>
@@ -300,179 +216,7 @@
         <w:spacing w:before="0" w:beforeAutospacing="0" w:after="0" w:afterAutospacing="0"/>
       </w:pPr>
       <w:r>
-        <w:t>[¶ MUL SAG.ME</w:t>
-      </w:r>
-      <w:proofErr w:type="gramStart"/>
-      <w:r>
-        <w:t>].GAR</w:t>
-      </w:r>
-      <w:proofErr w:type="gramEnd"/>
-      <w:r>
-        <w:t xml:space="preserve"> </w:t>
-      </w:r>
-      <w:proofErr w:type="spellStart"/>
-      <w:r>
-        <w:t>ina</w:t>
-      </w:r>
-      <w:proofErr w:type="spellEnd"/>
-      <w:r>
-        <w:t xml:space="preserve"> ZAG MUL [</w:t>
-      </w:r>
-      <w:proofErr w:type="spellStart"/>
-      <w:r>
-        <w:t>Dil</w:t>
-      </w:r>
-      <w:proofErr w:type="spellEnd"/>
-      <w:r>
-        <w:t>-bat DIB-</w:t>
-      </w:r>
-      <w:proofErr w:type="spellStart"/>
-      <w:r>
-        <w:t>iq</w:t>
-      </w:r>
-      <w:proofErr w:type="spellEnd"/>
-      <w:r>
-        <w:t xml:space="preserve"> KUR G]u-</w:t>
-      </w:r>
-      <w:proofErr w:type="spellStart"/>
-      <w:r>
-        <w:t>ti</w:t>
-      </w:r>
-      <w:proofErr w:type="spellEnd"/>
-      <w:r>
-        <w:t>-</w:t>
-      </w:r>
-      <w:proofErr w:type="spellStart"/>
-      <w:r>
-        <w:t>i</w:t>
-      </w:r>
-      <w:proofErr w:type="spellEnd"/>
-      <w:r>
-        <w:t xml:space="preserve"> </w:t>
-      </w:r>
-      <w:proofErr w:type="spellStart"/>
-      <w:r>
-        <w:t>ina</w:t>
-      </w:r>
-      <w:proofErr w:type="spellEnd"/>
-      <w:r>
-        <w:t xml:space="preserve"> GIS</w:t>
-      </w:r>
-      <w:r>
-        <w:rPr>
-          <w:position w:val="4"/>
-        </w:rPr>
-        <w:t>ˇ</w:t>
-      </w:r>
-      <w:r>
-        <w:t xml:space="preserve">.TUKUL KALA.GA </w:t>
-      </w:r>
-      <w:proofErr w:type="spellStart"/>
-      <w:r>
-        <w:t>KUR-ád</w:t>
-      </w:r>
-      <w:proofErr w:type="spellEnd"/>
-      <w:r>
-        <w:t xml:space="preserve"> </w:t>
-      </w:r>
-    </w:p>
-    <w:p>
-      <w:pPr>
-        <w:pStyle w:val="NormalWeb"/>
-        <w:numPr>
-          <w:ilvl w:val="0"/>
-          <w:numId w:val="1"/>
-        </w:numPr>
-        <w:spacing w:before="0" w:beforeAutospacing="0" w:after="0" w:afterAutospacing="0"/>
-      </w:pPr>
-      <w:r>
-        <w:t>[¶ MUL SAG.ME</w:t>
-      </w:r>
-      <w:proofErr w:type="gramStart"/>
-      <w:r>
-        <w:t>].GAR</w:t>
-      </w:r>
-      <w:proofErr w:type="gramEnd"/>
-      <w:r>
-        <w:t xml:space="preserve"> </w:t>
-      </w:r>
-      <w:proofErr w:type="spellStart"/>
-      <w:r>
-        <w:t>ina</w:t>
-      </w:r>
-      <w:proofErr w:type="spellEnd"/>
-      <w:r>
-        <w:t xml:space="preserve"> GÙB MUL </w:t>
-      </w:r>
-      <w:proofErr w:type="spellStart"/>
-      <w:r>
-        <w:t>Dil</w:t>
-      </w:r>
-      <w:proofErr w:type="spellEnd"/>
-      <w:r>
-        <w:t>-bat DIB-[</w:t>
-      </w:r>
-      <w:proofErr w:type="spellStart"/>
-      <w:r>
-        <w:t>iq</w:t>
-      </w:r>
-      <w:proofErr w:type="spellEnd"/>
-      <w:r>
-        <w:t xml:space="preserve"> KUR MA]R.TU.KI </w:t>
-      </w:r>
-      <w:proofErr w:type="spellStart"/>
-      <w:r>
-        <w:t>ina</w:t>
-      </w:r>
-      <w:proofErr w:type="spellEnd"/>
-      <w:r>
-        <w:t xml:space="preserve"> GIS</w:t>
-      </w:r>
-      <w:r>
-        <w:rPr>
-          <w:position w:val="4"/>
-        </w:rPr>
-        <w:t>ˇ</w:t>
-      </w:r>
-      <w:r>
-        <w:t xml:space="preserve">.TUKUL KALA.GA </w:t>
-      </w:r>
-      <w:proofErr w:type="spellStart"/>
-      <w:r>
-        <w:t>KUR-ád</w:t>
-      </w:r>
-      <w:proofErr w:type="spellEnd"/>
-      <w:r>
-        <w:t xml:space="preserve"> </w:t>
-      </w:r>
-    </w:p>
-    <w:p>
-      <w:pPr>
-        <w:pStyle w:val="NormalWeb"/>
-        <w:numPr>
-          <w:ilvl w:val="0"/>
-          <w:numId w:val="1"/>
-        </w:numPr>
-        <w:spacing w:before="0" w:beforeAutospacing="0" w:after="0" w:afterAutospacing="0"/>
-      </w:pPr>
-      <w:r>
-        <w:t>[¶ MUL SAG.ME</w:t>
-      </w:r>
-      <w:proofErr w:type="gramStart"/>
-      <w:r>
-        <w:t>].GAR</w:t>
-      </w:r>
-      <w:proofErr w:type="gramEnd"/>
-      <w:r>
-        <w:t xml:space="preserve"> ana MUL </w:t>
-      </w:r>
-      <w:proofErr w:type="spellStart"/>
-      <w:r>
-        <w:t>Dil</w:t>
-      </w:r>
-      <w:proofErr w:type="spellEnd"/>
-      <w:r>
-        <w:t>-bat TE UN.M[ES</w:t>
+        <w:t>[¶ MUL SAG.ME].GAR ana MUL Dil-bat TE UN.M[ES</w:t>
       </w:r>
       <w:r>
         <w:rPr>
@@ -543,23 +287,7 @@
         <w:spacing w:before="0" w:beforeAutospacing="0" w:after="0" w:afterAutospacing="0"/>
       </w:pPr>
       <w:r>
-        <w:t>[¶ MUL SAG.ME</w:t>
-      </w:r>
-      <w:proofErr w:type="gramStart"/>
-      <w:r>
-        <w:t>].GAR</w:t>
-      </w:r>
-      <w:proofErr w:type="gramEnd"/>
-      <w:r>
-        <w:t xml:space="preserve"> ana MUL </w:t>
-      </w:r>
-      <w:proofErr w:type="spellStart"/>
-      <w:r>
-        <w:t>Dil</w:t>
-      </w:r>
-      <w:proofErr w:type="spellEnd"/>
-      <w:r>
-        <w:t>-bat 1 S</w:t>
+        <w:t>[¶ MUL SAG.ME].GAR ana MUL Dil-bat 1 S</w:t>
       </w:r>
       <w:r>
         <w:rPr>
@@ -568,39 +296,7 @@
         <w:t xml:space="preserve">ˇ </w:t>
       </w:r>
       <w:r>
-        <w:t xml:space="preserve">U.SI NU TE </w:t>
-      </w:r>
-      <w:proofErr w:type="spellStart"/>
-      <w:r>
-        <w:t>iq</w:t>
-      </w:r>
-      <w:proofErr w:type="spellEnd"/>
-      <w:r>
-        <w:t>-[r]</w:t>
-      </w:r>
-      <w:proofErr w:type="spellStart"/>
-      <w:r>
-        <w:t>ib</w:t>
-      </w:r>
-      <w:proofErr w:type="spellEnd"/>
-      <w:r>
-        <w:t xml:space="preserve"> </w:t>
-      </w:r>
-      <w:proofErr w:type="spellStart"/>
-      <w:r>
-        <w:t>ina</w:t>
-      </w:r>
-      <w:proofErr w:type="spellEnd"/>
-      <w:r>
-        <w:t xml:space="preserve"> MU.1.KAM SAG KUR URI.KI KÚR </w:t>
-      </w:r>
-      <w:proofErr w:type="spellStart"/>
-      <w:r>
-        <w:t>KUR-ád</w:t>
-      </w:r>
-      <w:proofErr w:type="spellEnd"/>
-      <w:r>
-        <w:t xml:space="preserve"> </w:t>
+        <w:t xml:space="preserve">U.SI NU TE iq-[r]ib ina MU.1.KAM SAG KUR URI.KI KÚR KUR-ád </w:t>
       </w:r>
     </w:p>
     <w:p>
@@ -613,23 +309,7 @@
         <w:spacing w:before="0" w:beforeAutospacing="0" w:after="0" w:afterAutospacing="0"/>
       </w:pPr>
       <w:r>
-        <w:t>[¶ MUL SAG.ME</w:t>
-      </w:r>
-      <w:proofErr w:type="gramStart"/>
-      <w:r>
-        <w:t>].GAR</w:t>
-      </w:r>
-      <w:proofErr w:type="gramEnd"/>
-      <w:r>
-        <w:t xml:space="preserve"> ana MUL </w:t>
-      </w:r>
-      <w:proofErr w:type="spellStart"/>
-      <w:r>
-        <w:t>Dil</w:t>
-      </w:r>
-      <w:proofErr w:type="spellEnd"/>
-      <w:r>
-        <w:t>-bat 2 S</w:t>
+        <w:t>[¶ MUL SAG.ME].GAR ana MUL Dil-bat 2 S</w:t>
       </w:r>
       <w:r>
         <w:rPr>
@@ -638,31 +318,7 @@
         <w:t xml:space="preserve">ˇ </w:t>
       </w:r>
       <w:r>
-        <w:t xml:space="preserve">U.SI NU TE </w:t>
-      </w:r>
-      <w:proofErr w:type="spellStart"/>
-      <w:r>
-        <w:t>iq</w:t>
-      </w:r>
-      <w:proofErr w:type="spellEnd"/>
-      <w:r>
-        <w:t>-[</w:t>
-      </w:r>
-      <w:proofErr w:type="spellStart"/>
-      <w:r>
-        <w:t>ri</w:t>
-      </w:r>
-      <w:proofErr w:type="spellEnd"/>
-      <w:r>
-        <w:t xml:space="preserve">]b </w:t>
-      </w:r>
-      <w:proofErr w:type="spellStart"/>
-      <w:r>
-        <w:t>ina</w:t>
-      </w:r>
-      <w:proofErr w:type="spellEnd"/>
-      <w:r>
-        <w:t xml:space="preserve"> MU.2.KAM MURUB</w:t>
+        <w:t>U.SI NU TE iq-[ri]b ina MU.2.KAM MURUB</w:t>
       </w:r>
       <w:r>
         <w:rPr>
@@ -671,15 +327,7 @@
         <w:t xml:space="preserve">4 </w:t>
       </w:r>
       <w:r>
-        <w:t xml:space="preserve">KUR URI.KI KÚR </w:t>
-      </w:r>
-      <w:proofErr w:type="spellStart"/>
-      <w:r>
-        <w:t>KUR-ád</w:t>
-      </w:r>
-      <w:proofErr w:type="spellEnd"/>
-      <w:r>
-        <w:t xml:space="preserve"> </w:t>
+        <w:t xml:space="preserve">KUR URI.KI KÚR KUR-ád </w:t>
       </w:r>
     </w:p>
     <w:p>
@@ -692,23 +340,7 @@
         <w:spacing w:before="0" w:beforeAutospacing="0" w:after="0" w:afterAutospacing="0"/>
       </w:pPr>
       <w:r>
-        <w:t>[¶ MUL SAG.ME</w:t>
-      </w:r>
-      <w:proofErr w:type="gramStart"/>
-      <w:r>
-        <w:t>].GAR</w:t>
-      </w:r>
-      <w:proofErr w:type="gramEnd"/>
-      <w:r>
-        <w:t xml:space="preserve"> ana MUL </w:t>
-      </w:r>
-      <w:proofErr w:type="spellStart"/>
-      <w:r>
-        <w:t>Dil</w:t>
-      </w:r>
-      <w:proofErr w:type="spellEnd"/>
-      <w:r>
-        <w:t>-bat 3 S</w:t>
+        <w:t>[¶ MUL SAG.ME].GAR ana MUL Dil-bat 3 S</w:t>
       </w:r>
       <w:r>
         <w:rPr>
@@ -717,23 +349,7 @@
         <w:t xml:space="preserve">ˇ </w:t>
       </w:r>
       <w:r>
-        <w:t xml:space="preserve">U.SI NU TE </w:t>
-      </w:r>
-      <w:proofErr w:type="spellStart"/>
-      <w:r>
-        <w:t>iq</w:t>
-      </w:r>
-      <w:proofErr w:type="spellEnd"/>
-      <w:r>
-        <w:t xml:space="preserve">-rib </w:t>
-      </w:r>
-      <w:proofErr w:type="spellStart"/>
-      <w:r>
-        <w:t>ina</w:t>
-      </w:r>
-      <w:proofErr w:type="spellEnd"/>
-      <w:r>
-        <w:t xml:space="preserve"> MU.3.KAM SUHUS</w:t>
+        <w:t>U.SI NU TE iq-rib ina MU.3.KAM SUHUS</w:t>
       </w:r>
       <w:r>
         <w:rPr>
@@ -742,15 +358,7 @@
         <w:t xml:space="preserve">ˇ </w:t>
       </w:r>
       <w:r>
-        <w:t xml:space="preserve">KUR URI.KI KÚR </w:t>
-      </w:r>
-      <w:proofErr w:type="spellStart"/>
-      <w:r>
-        <w:t>KUR-ád</w:t>
-      </w:r>
-      <w:proofErr w:type="spellEnd"/>
-      <w:r>
-        <w:t xml:space="preserve"> </w:t>
+        <w:t xml:space="preserve">KUR URI.KI KÚR KUR-ád </w:t>
       </w:r>
     </w:p>
     <w:p>
@@ -763,39 +371,7 @@
         <w:spacing w:before="0" w:beforeAutospacing="0" w:after="0" w:afterAutospacing="0"/>
       </w:pPr>
       <w:r>
-        <w:t xml:space="preserve">[¶ MUL </w:t>
-      </w:r>
-      <w:proofErr w:type="gramStart"/>
-      <w:r>
-        <w:t>SAG.ME.GA]R</w:t>
-      </w:r>
-      <w:proofErr w:type="gramEnd"/>
-      <w:r>
-        <w:t xml:space="preserve"> u MUL </w:t>
-      </w:r>
-      <w:proofErr w:type="spellStart"/>
-      <w:r>
-        <w:t>Dil</w:t>
-      </w:r>
-      <w:proofErr w:type="spellEnd"/>
-      <w:r>
-        <w:t xml:space="preserve">-bat </w:t>
-      </w:r>
-      <w:proofErr w:type="spellStart"/>
-      <w:r>
-        <w:t>it-tén-mi-du</w:t>
-      </w:r>
-      <w:proofErr w:type="spellEnd"/>
-      <w:r>
-        <w:t xml:space="preserve"> KUR ma-[l]a GÁL-ú LÚ LÚ KÚR: </w:t>
-      </w:r>
-      <w:proofErr w:type="spellStart"/>
-      <w:r>
-        <w:t>KUR-ád</w:t>
-      </w:r>
-      <w:proofErr w:type="spellEnd"/>
-      <w:r>
-        <w:t xml:space="preserve"> </w:t>
+        <w:t xml:space="preserve">[¶ MUL SAG.ME.GA]R u MUL Dil-bat it-tén-mi-du KUR ma-[l]a GÁL-ú LÚ LÚ KÚR: KUR-ád </w:t>
       </w:r>
     </w:p>
     <w:p>
@@ -808,63 +384,7 @@
         <w:spacing w:before="0" w:beforeAutospacing="0" w:after="0" w:afterAutospacing="0"/>
       </w:pPr>
       <w:r>
-        <w:t xml:space="preserve">[¶ MUL </w:t>
-      </w:r>
-      <w:proofErr w:type="gramStart"/>
-      <w:r>
-        <w:t>SAG.ME.GA]R</w:t>
-      </w:r>
-      <w:proofErr w:type="gramEnd"/>
-      <w:r>
-        <w:t xml:space="preserve"> u MUL </w:t>
-      </w:r>
-      <w:proofErr w:type="spellStart"/>
-      <w:r>
-        <w:t>Dil</w:t>
-      </w:r>
-      <w:proofErr w:type="spellEnd"/>
-      <w:r>
-        <w:t xml:space="preserve">-bat </w:t>
-      </w:r>
-      <w:proofErr w:type="spellStart"/>
-      <w:r>
-        <w:t>i</w:t>
-      </w:r>
-      <w:proofErr w:type="spellEnd"/>
-      <w:r>
-        <w:t>-</w:t>
-      </w:r>
-      <w:proofErr w:type="spellStart"/>
-      <w:r>
-        <w:t>tak</w:t>
-      </w:r>
-      <w:proofErr w:type="spellEnd"/>
-      <w:r>
-        <w:t>-</w:t>
-      </w:r>
-      <w:proofErr w:type="spellStart"/>
-      <w:r>
-        <w:t>lu</w:t>
-      </w:r>
-      <w:proofErr w:type="spellEnd"/>
-      <w:r>
-        <w:t xml:space="preserve">-ma </w:t>
-      </w:r>
-      <w:proofErr w:type="spellStart"/>
-      <w:r>
-        <w:t>it-tén</w:t>
-      </w:r>
-      <w:proofErr w:type="spellEnd"/>
-      <w:r>
-        <w:t>-[m]</w:t>
-      </w:r>
-      <w:proofErr w:type="spellStart"/>
-      <w:r>
-        <w:t>i</w:t>
-      </w:r>
-      <w:proofErr w:type="spellEnd"/>
-      <w:r>
-        <w:t xml:space="preserve">-du BE BALA LUGAL MAR.TU.KI </w:t>
+        <w:t xml:space="preserve">[¶ MUL SAG.ME.GA]R u MUL Dil-bat i-tak-lu-ma it-tén-[m]i-du BE BALA LUGAL MAR.TU.KI </w:t>
       </w:r>
     </w:p>
     <w:p>
@@ -877,47 +397,7 @@
         <w:spacing w:before="0" w:beforeAutospacing="0" w:after="0" w:afterAutospacing="0"/>
       </w:pPr>
       <w:r>
-        <w:t xml:space="preserve">[¶ MUL SAG.ME.GAR] u MUL </w:t>
-      </w:r>
-      <w:proofErr w:type="spellStart"/>
-      <w:r>
-        <w:t>Dil</w:t>
-      </w:r>
-      <w:proofErr w:type="spellEnd"/>
-      <w:r>
-        <w:t>-bat isˇ-tan-</w:t>
-      </w:r>
-      <w:proofErr w:type="spellStart"/>
-      <w:r>
-        <w:t>na</w:t>
-      </w:r>
-      <w:proofErr w:type="spellEnd"/>
-      <w:r>
-        <w:t>-nu-ma [</w:t>
-      </w:r>
-      <w:proofErr w:type="spellStart"/>
-      <w:r>
-        <w:t>i</w:t>
-      </w:r>
-      <w:proofErr w:type="spellEnd"/>
-      <w:r>
-        <w:t>]</w:t>
-      </w:r>
-      <w:proofErr w:type="spellStart"/>
-      <w:r>
-        <w:t>t-tén</w:t>
-      </w:r>
-      <w:proofErr w:type="spellEnd"/>
-      <w:r>
-        <w:t>-[m]</w:t>
-      </w:r>
-      <w:proofErr w:type="spellStart"/>
-      <w:r>
-        <w:t>i</w:t>
-      </w:r>
-      <w:proofErr w:type="spellEnd"/>
-      <w:r>
-        <w:t xml:space="preserve">-du BE BALA LUGAL MAR.TU.KI </w:t>
+        <w:t xml:space="preserve">[¶ MUL SAG.ME.GAR] u MUL Dil-bat isˇ-tan-na-nu-ma [i]t-tén-[m]i-du BE BALA LUGAL MAR.TU.KI </w:t>
       </w:r>
     </w:p>
     <w:p>
@@ -930,39 +410,7 @@
         <w:spacing w:before="0" w:beforeAutospacing="0" w:after="0" w:afterAutospacing="0"/>
       </w:pPr>
       <w:r>
-        <w:t xml:space="preserve">[¶ MUL SAG.ME.GAR] MUL </w:t>
-      </w:r>
-      <w:proofErr w:type="spellStart"/>
-      <w:r>
-        <w:t>Dil</w:t>
-      </w:r>
-      <w:proofErr w:type="spellEnd"/>
-      <w:r>
-        <w:t xml:space="preserve">-bat </w:t>
-      </w:r>
-      <w:proofErr w:type="spellStart"/>
-      <w:r>
-        <w:t>ik-sˇu-dam-ma</w:t>
-      </w:r>
-      <w:proofErr w:type="spellEnd"/>
-      <w:r>
-        <w:t xml:space="preserve"> [</w:t>
-      </w:r>
-      <w:proofErr w:type="spellStart"/>
-      <w:r>
-        <w:t>it-tén</w:t>
-      </w:r>
-      <w:proofErr w:type="spellEnd"/>
-      <w:r>
-        <w:t>]-</w:t>
-      </w:r>
-      <w:proofErr w:type="spellStart"/>
-      <w:r>
-        <w:t>tu</w:t>
-      </w:r>
-      <w:proofErr w:type="spellEnd"/>
-      <w:r>
-        <w:t xml:space="preserve">-ú A.KAL DU-ma </w:t>
+        <w:t xml:space="preserve">[¶ MUL SAG.ME.GAR] MUL Dil-bat ik-sˇu-dam-ma [it-tén]-tu-ú A.KAL DU-ma </w:t>
       </w:r>
     </w:p>
     <w:p>
@@ -975,11 +423,7 @@
         <w:spacing w:before="0" w:beforeAutospacing="0" w:after="0" w:afterAutospacing="0"/>
       </w:pPr>
       <w:r>
-        <w:t>[</w:t>
-      </w:r>
-      <w:proofErr w:type="gramStart"/>
-      <w:r>
-        <w:t>A.S</w:t>
+        <w:t>[A.S</w:t>
       </w:r>
       <w:r>
         <w:rPr>
@@ -988,25 +432,8 @@
         <w:t>ˇ</w:t>
       </w:r>
       <w:r>
-        <w:t>À</w:t>
-      </w:r>
-      <w:proofErr w:type="gramEnd"/>
-      <w:r>
-        <w:t xml:space="preserve"> A].GÀR NU </w:t>
-      </w:r>
-      <w:proofErr w:type="spellStart"/>
-      <w:r>
-        <w:t>i</w:t>
-      </w:r>
-      <w:proofErr w:type="spellEnd"/>
-      <w:r>
-        <w:t>-ma-</w:t>
-      </w:r>
-      <w:proofErr w:type="spellStart"/>
-      <w:r>
-        <w:t>qar</w:t>
-      </w:r>
-      <w:proofErr w:type="spellEnd"/>
+        <w:t>À A].GÀR NU i-ma-qar</w:t>
+      </w:r>
       <w:r>
         <w:rPr>
           <w:position w:val="4"/>
@@ -1024,55 +451,7 @@
         <w:spacing w:before="0" w:beforeAutospacing="0" w:after="0" w:afterAutospacing="0"/>
       </w:pPr>
       <w:r>
-        <w:t xml:space="preserve">[¶ MUL SAG.ME.GAR </w:t>
-      </w:r>
-      <w:proofErr w:type="gramStart"/>
-      <w:r>
-        <w:t>MU]L</w:t>
-      </w:r>
-      <w:proofErr w:type="gramEnd"/>
-      <w:r>
-        <w:t xml:space="preserve"> </w:t>
-      </w:r>
-      <w:proofErr w:type="spellStart"/>
-      <w:r>
-        <w:t>Dil</w:t>
-      </w:r>
-      <w:proofErr w:type="spellEnd"/>
-      <w:r>
-        <w:t xml:space="preserve">-bat </w:t>
-      </w:r>
-      <w:proofErr w:type="spellStart"/>
-      <w:r>
-        <w:t>ik-sˇu-dam-ma</w:t>
-      </w:r>
-      <w:proofErr w:type="spellEnd"/>
-      <w:r>
-        <w:t xml:space="preserve"> </w:t>
-      </w:r>
-      <w:proofErr w:type="spellStart"/>
-      <w:r>
-        <w:t>i</w:t>
-      </w:r>
-      <w:proofErr w:type="spellEnd"/>
-      <w:r>
-        <w:t xml:space="preserve">- </w:t>
-      </w:r>
-      <w:proofErr w:type="spellStart"/>
-      <w:r>
-        <w:t>ti</w:t>
-      </w:r>
-      <w:proofErr w:type="spellEnd"/>
-      <w:r>
-        <w:t xml:space="preserve"> -</w:t>
-      </w:r>
-      <w:proofErr w:type="spellStart"/>
-      <w:r>
-        <w:t>iq-sˇi</w:t>
-      </w:r>
-      <w:proofErr w:type="spellEnd"/>
-      <w:r>
-        <w:t xml:space="preserve"> A.KAL ana </w:t>
+        <w:t xml:space="preserve">[¶ MUL SAG.ME.GAR MU]L Dil-bat ik-sˇu-dam-ma i- ti -iq-sˇi A.KAL ana </w:t>
       </w:r>
     </w:p>
     <w:p>
@@ -1101,63 +480,7 @@
         <w:spacing w:before="0" w:beforeAutospacing="0" w:after="0" w:afterAutospacing="0"/>
       </w:pPr>
       <w:r>
-        <w:t xml:space="preserve">[¶ MUL SAG.ME.GAR </w:t>
-      </w:r>
-      <w:proofErr w:type="spellStart"/>
-      <w:r>
-        <w:t>ina</w:t>
-      </w:r>
-      <w:proofErr w:type="spellEnd"/>
-      <w:r>
-        <w:t xml:space="preserve"> </w:t>
-      </w:r>
-      <w:proofErr w:type="gramStart"/>
-      <w:r>
-        <w:t>EGI]R</w:t>
-      </w:r>
-      <w:proofErr w:type="gramEnd"/>
-      <w:r>
-        <w:t xml:space="preserve"> MUL </w:t>
-      </w:r>
-      <w:proofErr w:type="spellStart"/>
-      <w:r>
-        <w:t>Dil</w:t>
-      </w:r>
-      <w:proofErr w:type="spellEnd"/>
-      <w:r>
-        <w:t>-bat DU-</w:t>
-      </w:r>
-      <w:proofErr w:type="spellStart"/>
-      <w:r>
-        <w:t>iz</w:t>
-      </w:r>
-      <w:proofErr w:type="spellEnd"/>
-      <w:r>
-        <w:t xml:space="preserve"> </w:t>
-      </w:r>
-      <w:proofErr w:type="spellStart"/>
-      <w:r>
-        <w:t>sˇa</w:t>
-      </w:r>
-      <w:proofErr w:type="spellEnd"/>
-      <w:r>
-        <w:t>́-</w:t>
-      </w:r>
-      <w:proofErr w:type="spellStart"/>
-      <w:r>
-        <w:t>ga-sˇa</w:t>
-      </w:r>
-      <w:proofErr w:type="spellEnd"/>
-      <w:r>
-        <w:t xml:space="preserve">́-a-tum </w:t>
-      </w:r>
-      <w:proofErr w:type="spellStart"/>
-      <w:r>
-        <w:t>ina</w:t>
-      </w:r>
-      <w:proofErr w:type="spellEnd"/>
-      <w:r>
-        <w:t xml:space="preserve"> </w:t>
+        <w:t xml:space="preserve">[¶ MUL SAG.ME.GAR ina EGI]R MUL Dil-bat DU-iz sˇá-ga-sˇá-a-tum ina </w:t>
       </w:r>
     </w:p>
     <w:p>
@@ -1186,17 +509,8 @@
         <w:spacing w:before="0" w:beforeAutospacing="0" w:after="0" w:afterAutospacing="0"/>
       </w:pPr>
       <w:r>
-        <w:t>[</w:t>
-      </w:r>
-      <w:proofErr w:type="gramStart"/>
-      <w:r>
-        <w:t>¶</w:t>
-      </w:r>
-      <w:proofErr w:type="spellStart"/>
-      <w:r>
-        <w:t>MULSAG.ME.GARanaS</w:t>
-      </w:r>
-      <w:proofErr w:type="spellEnd"/>
+        <w:t>[¶MULSAG.ME.GARanaS</w:t>
+      </w:r>
       <w:r>
         <w:rPr>
           <w:position w:val="4"/>
@@ -1204,35 +518,7 @@
         <w:t>ˇ</w:t>
       </w:r>
       <w:r>
-        <w:t>]ÀMU</w:t>
-      </w:r>
-      <w:proofErr w:type="gramEnd"/>
-      <w:r>
-        <w:t>[LD]il-</w:t>
-      </w:r>
-      <w:proofErr w:type="spellStart"/>
-      <w:r>
-        <w:t>batTU</w:t>
-      </w:r>
-      <w:proofErr w:type="spellEnd"/>
-      <w:r>
-        <w:t>-u[</w:t>
-      </w:r>
-      <w:proofErr w:type="spellStart"/>
-      <w:r>
-        <w:t>bu</w:t>
-      </w:r>
-      <w:proofErr w:type="spellEnd"/>
-      <w:r>
-        <w:t>]n-</w:t>
-      </w:r>
-      <w:proofErr w:type="spellStart"/>
-      <w:r>
-        <w:t>ninKURana</w:t>
-      </w:r>
-      <w:proofErr w:type="spellEnd"/>
-      <w:r>
-        <w:t xml:space="preserve"> </w:t>
+        <w:t xml:space="preserve">]ÀMU[LD]il-batTU-u[bu]n-ninKURana </w:t>
       </w:r>
     </w:p>
     <w:p>
@@ -1393,15 +679,7 @@
         <w:spacing w:before="0" w:beforeAutospacing="0" w:after="0" w:afterAutospacing="0"/>
       </w:pPr>
       <w:r>
-        <w:t xml:space="preserve">If Jupiter passes at the right of Venus: </w:t>
-      </w:r>
-      <w:proofErr w:type="spellStart"/>
-      <w:r>
-        <w:t>Guti</w:t>
-      </w:r>
-      <w:proofErr w:type="spellEnd"/>
-      <w:r>
-        <w:t xml:space="preserve"> will be conquered with a strong </w:t>
+        <w:t xml:space="preserve">If Jupiter passes at the right of Venus: Guti will be conquered with a strong </w:t>
       </w:r>
     </w:p>
     <w:p>
@@ -1424,15 +702,7 @@
         <w:spacing w:before="0" w:beforeAutospacing="0" w:after="0" w:afterAutospacing="0"/>
       </w:pPr>
       <w:r>
-        <w:t xml:space="preserve">If Jupiter passes at the left of Venus: </w:t>
-      </w:r>
-      <w:proofErr w:type="spellStart"/>
-      <w:r>
-        <w:t>Amurru</w:t>
-      </w:r>
-      <w:proofErr w:type="spellEnd"/>
-      <w:r>
-        <w:t xml:space="preserve"> will be conquered with a strong </w:t>
+        <w:t xml:space="preserve">If Jupiter passes at the left of Venus: Amurru will be conquered with a strong </w:t>
       </w:r>
     </w:p>
     <w:p>
@@ -1580,15 +850,7 @@
         <w:ind w:left="720"/>
       </w:pPr>
       <w:r>
-        <w:t xml:space="preserve">other: end of the dynasty of the king of </w:t>
-      </w:r>
-      <w:proofErr w:type="spellStart"/>
-      <w:r>
-        <w:t>Amurru</w:t>
-      </w:r>
-      <w:proofErr w:type="spellEnd"/>
-      <w:r>
-        <w:t xml:space="preserve"> </w:t>
+        <w:t xml:space="preserve">other: end of the dynasty of the king of Amurru </w:t>
       </w:r>
     </w:p>
     <w:p>
@@ -1611,15 +873,7 @@
         <w:ind w:left="720"/>
       </w:pPr>
       <w:r>
-        <w:t xml:space="preserve">of the dynasty of </w:t>
-      </w:r>
-      <w:proofErr w:type="spellStart"/>
-      <w:r>
-        <w:t>Amurru</w:t>
-      </w:r>
-      <w:proofErr w:type="spellEnd"/>
-      <w:r>
-        <w:t xml:space="preserve"> </w:t>
+        <w:t xml:space="preserve">of the dynasty of Amurru </w:t>
       </w:r>
     </w:p>
     <w:p>
